--- a/guess-what/unit-0-welcome/worksheets/quiz.docx
+++ b/guess-what/unit-0-welcome/worksheets/quiz.docx
@@ -1056,7 +1056,7 @@
                 <w:i w:val="0"/>
                 <w:sz w:val="22"/>
               </w:rPr>
-              <w:t>Hello! My name is Anna. I'm ten years old. I'm from London. My birthday is in December. I've got a cat.</w:t>
+              <w:t>Hello! My name is Anna. I'm ten years old. I'm from London. My birthday is in December. I have a cat.</w:t>
             </w:r>
           </w:p>
         </w:tc>
